--- a/klagomål/A 26525-2026 FSC-klagomål.docx
+++ b/klagomål/A 26525-2026 FSC-klagomål.docx
@@ -688,7 +688,7 @@
     <w:r>
       <w:tab/>
       <w:tab/>
-      <w:t>2026-06-18</w:t>
+      <w:t>2026-06-19</w:t>
       <w:br/>
       <w:br/>
     </w:r>

--- a/klagomål/A 26525-2026 FSC-klagomål.docx
+++ b/klagomål/A 26525-2026 FSC-klagomål.docx
@@ -688,7 +688,7 @@
     <w:r>
       <w:tab/>
       <w:tab/>
-      <w:t>2026-06-19</w:t>
+      <w:t>2026-06-20</w:t>
       <w:br/>
       <w:br/>
     </w:r>

--- a/klagomål/A 26525-2026 FSC-klagomål.docx
+++ b/klagomål/A 26525-2026 FSC-klagomål.docx
@@ -168,38 +168,7 @@
     </w:p>
     <w:p>
       <w:r>
-        <w:t>Detta dokument behandlar höga naturvärden i avverkningsanmälan A 26525-2026 i Norrtälje kommun som inkom 2026-06-10 och omfattar 2,4 ha.</w:t>
-      </w:r>
-    </w:p>
-    <w:p>
-      <w:r>
-        <w:t>Nedan presenteras fynd av naturvårdsarter som gjorts i det avverkningsanmälda området, samt relevanta utdrag ur standarderna för FSC, Chain of Custody, Controlled Wood och PEFC.</w:t>
-      </w:r>
-    </w:p>
-    <w:p>
-      <w:r>
-        <w:t>Vi förväntar oss att ni återkommer med ett skriftligt svar på vårt klagomål och även beskriver vilka korrigerande åtgärder ni satt in för att rätta till identifierade brister i er efterlevnad av den svenska FSC standarden.</w:t>
-      </w:r>
-    </w:p>
-    <w:p>
-      <w:pPr>
-        <w:pStyle w:val="Heading1"/>
-      </w:pPr>
-      <w:r>
-        <w:t>Naturvårdsarter</w:t>
-      </w:r>
-    </w:p>
-    <w:p>
-      <w:r>
-        <w:t>Inom 19 meter från avverkningsanmälan har följande 3 naturvårdsarter hittats: fjällig taggsvamp s.str. (NT), skarp dropptaggsvamp (NT) och olivspindling (S). Av dessa är 2 rödlistade. För rödlistade arter har rödlistekategorin angivits inom parentes. Arter som är signalarter enligt Skogsstyrelsen har markerats med (S).</w:t>
-      </w:r>
-    </w:p>
-    <w:p>
-      <w:r>
-        <w:t>De påträffade naturvårdsarterna är ett tydligt kvitto på att det rör sig om en skog med höga naturvärden.</w:t>
-      </w:r>
-      <w:r>
-        <w:t xml:space="preserve"> I Figur 1 visas fyndplatser för naturvårdsarter i området, som finns registrerade på Artportalen.</w:t>
+        <w:t>Detta klagomål behandlar höga naturvärden i avverkningsanmälan A 26525-2026 i Norrtälje kommun som inkom 2026-06-10 och omfattar 2,4 ha.</w:t>
       </w:r>
     </w:p>
     <w:p>
@@ -247,7 +216,35 @@
         <w:spacing w:after="240"/>
       </w:pPr>
       <w:r>
-        <w:t>Figur 1. Fyndplatser för naturvårdsarter inom 19 meter från avverkningsanmälan (röd linje). Markörer utan svart kant är placerade på fyndplatsen. Markörer med svart kant är placerade vid sidan av fyndplatsen och har ett svart streck som visar fyndplatsens exakta position. Kartans mittpunktskoordinat är N 6643828, E 692618 i SWEREF 99 TM.</w:t>
+        <w:t>Figur 1. Fyndplatser för naturvårdsarter inom 19 meter från avverkningsanmälan. Markörer utan svart kant är placerade på fyndplatsen. Markörer med svart kant är placerade vid sidan av fyndplatsen har ett svart streck som visar fyndplatsens exakta position. Kartans mittpunktskoordinat är N 6643828, E 692618 i SWEREF 99 TM.</w:t>
+      </w:r>
+    </w:p>
+    <w:p>
+      <w:r>
+        <w:t>Inom 19 meter från avverkningsanmälan finns fynd av 3 naturvårdsarter, varav 2 är rödlistade och 1 är signalart (S): fjällig taggsvamp s.str. (NT), skarp dropptaggsvamp (NT) och olivspindling (S). Se Figur 1.</w:t>
+      </w:r>
+    </w:p>
+    <w:p>
+      <w:r>
+        <w:t>Nedan presenteras relevanta utdrag ur standarderna för FSC, Chain of Custody, Controlled Wood och PEFC.</w:t>
+      </w:r>
+    </w:p>
+    <w:p>
+      <w:r>
+        <w:t>Vi förväntar oss att ni återkommer med ett skriftligt svar på vårt klagomål och även beskriver vilka korrigerande åtgärder ni satt in för att rätta till identifierade brister i er efterlevnad av den svenska FSC standarden.</w:t>
+      </w:r>
+    </w:p>
+    <w:p>
+      <w:pPr>
+        <w:pStyle w:val="Heading1"/>
+      </w:pPr>
+      <w:r>
+        <w:t>Naturvårdsarter och fridlysta arter</w:t>
+      </w:r>
+    </w:p>
+    <w:p>
+      <w:r>
+        <w:t>Nedan följer beskrivningar av de naturvårdsarter och fridlysta arter som har sina livsmiljöer och växtplatser i den avverkningsanmälda skogen. De påträffade naturvårdsarterna är ett tydligt kvitto på att det rör sig om en skog med höga naturvärden.</w:t>
       </w:r>
     </w:p>
     <w:p>
@@ -266,10 +263,10 @@
         <w:rPr>
           <w:b/>
         </w:rPr>
-        <w:t>Olivspindling</w:t>
+        <w:t xml:space="preserve">Skarp dropptaggsvamp (NT) </w:t>
       </w:r>
       <w:r>
-        <w:t xml:space="preserve"> växer uteslutande på näringsrik och kalkhaltig skogsmark där den huvudsakligen bildar mykorrhiza med gran och tall. Svampen är en typisk representant för kalkgranskogens särpräglade och rika svampflora. Kalavverkning är ett hot mot arten, eftersom den sannolikt kräver lång kontinuitet av äldre träd. Populationerna i landet bedöms därför minska beroende på slutavverkning av äldre barrskog på kalkhaltig mark (SLU Artdatabanken, 2024; Nitare &amp; Skogsstyrelsen, 2019).</w:t>
+        <w:t>bildar mykorrhiza med både gran och tall, främst i barrskogar med trädkontinuitet. Arten uppträder dels i näringsrik kalkbarrskog och dels i sur lavtallskog. Kalkbarrskogarna är ofta grandominerade, olikåldriga och skiktade på frisk mark med ett örtrikt vegetationsskikt. Lavtallskogarna är i regel magra, torra, ljusöppna och ofta brandpräglade. Den totala populationen i landet har minskat och bedöms fortsätta minska till följd av avverkning av äldre barrskogar. Arten har begränsad förmåga att återetablera sig efter slutavverkning eller andra storskaliga skogsbruksåtgärder. Det saknas indikationer på att arten långsiktigt kan etablera eller reproducera sig i skogsbestånd som brukas med metoder som trakthyggesbruk, markberedning, gödsling eller föryngring med förädlat plantmaterial. Minskningstakten för den svenska populationen bedöms vara nära gränsvärdet för Sårbar (VU) (SLU Artdatabanken, 2026).</w:t>
       </w:r>
     </w:p>
     <w:p>
@@ -277,10 +274,10 @@
         <w:rPr>
           <w:b/>
         </w:rPr>
-        <w:t xml:space="preserve">Skarp dropptaggsvamp (NT) </w:t>
+        <w:t>Olivspindling</w:t>
       </w:r>
       <w:r>
-        <w:t>bildar mykorrhiza med både gran och tall, främst i barrskogar med trädkontinuitet. Arten uppträder dels i näringsrik kalkbarrskog och dels i sur lavtallskog. Kalkbarrskogarna är ofta grandominerade, olikåldriga och skiktade på frisk mark med ett örtrikt vegetationsskikt. Lavtallskogarna är i regel magra, torra, ljusöppna och ofta brandpräglade. Den totala populationen i landet har minskat och bedöms fortsätta minska till följd av avverkning av äldre barrskogar. Arten har begränsad förmåga att återetablera sig efter slutavverkning eller andra storskaliga skogsbruksåtgärder. Det saknas indikationer på att arten långsiktigt kan etablera eller reproducera sig i skogsbestånd som brukas med metoder som trakthyggesbruk, markberedning, gödsling eller föryngring med förädlat plantmaterial. Minskningstakten för den svenska populationen bedöms vara nära gränsvärdet för Sårbar (VU) (SLU Artdatabanken, 2026).</w:t>
+        <w:t xml:space="preserve"> växer uteslutande på näringsrik och kalkhaltig skogsmark där den huvudsakligen bildar mykorrhiza med gran och tall. Svampen är en typisk representant för kalkgranskogens särpräglade och rika svampflora. Kalavverkning är ett hot mot arten, eftersom den sannolikt kräver lång kontinuitet av äldre träd. Populationerna i landet bedöms därför minska beroende på slutavverkning av äldre barrskog på kalkhaltig mark (SLU Artdatabanken, 2024; Nitare &amp; Skogsstyrelsen, 2019).</w:t>
       </w:r>
     </w:p>
     <w:p>
@@ -688,7 +685,7 @@
     <w:r>
       <w:tab/>
       <w:tab/>
-      <w:t>2026-06-20</w:t>
+      <w:t>2026-06-21</w:t>
       <w:br/>
       <w:br/>
     </w:r>

--- a/klagomål/A 26525-2026 FSC-klagomål.docx
+++ b/klagomål/A 26525-2026 FSC-klagomål.docx
@@ -685,7 +685,7 @@
     <w:r>
       <w:tab/>
       <w:tab/>
-      <w:t>2026-06-21</w:t>
+      <w:t>2026-06-22</w:t>
       <w:br/>
       <w:br/>
     </w:r>

--- a/klagomål/A 26525-2026 FSC-klagomål.docx
+++ b/klagomål/A 26525-2026 FSC-klagomål.docx
@@ -685,7 +685,7 @@
     <w:r>
       <w:tab/>
       <w:tab/>
-      <w:t>2026-06-22</w:t>
+      <w:t>2026-06-23</w:t>
       <w:br/>
       <w:br/>
     </w:r>

--- a/klagomål/A 26525-2026 FSC-klagomål.docx
+++ b/klagomål/A 26525-2026 FSC-klagomål.docx
@@ -685,7 +685,7 @@
     <w:r>
       <w:tab/>
       <w:tab/>
-      <w:t>2026-06-23</w:t>
+      <w:t>2026-06-24</w:t>
       <w:br/>
       <w:br/>
     </w:r>

--- a/klagomål/A 26525-2026 FSC-klagomål.docx
+++ b/klagomål/A 26525-2026 FSC-klagomål.docx
@@ -685,7 +685,7 @@
     <w:r>
       <w:tab/>
       <w:tab/>
-      <w:t>2026-06-24</w:t>
+      <w:t>2026-06-25</w:t>
       <w:br/>
       <w:br/>
     </w:r>

--- a/klagomål/A 26525-2026 FSC-klagomål.docx
+++ b/klagomål/A 26525-2026 FSC-klagomål.docx
@@ -685,7 +685,7 @@
     <w:r>
       <w:tab/>
       <w:tab/>
-      <w:t>2026-06-25</w:t>
+      <w:t>2026-06-26</w:t>
       <w:br/>
       <w:br/>
     </w:r>

--- a/klagomål/A 26525-2026 FSC-klagomål.docx
+++ b/klagomål/A 26525-2026 FSC-klagomål.docx
@@ -685,7 +685,7 @@
     <w:r>
       <w:tab/>
       <w:tab/>
-      <w:t>2026-06-26</w:t>
+      <w:t>2026-06-27</w:t>
       <w:br/>
       <w:br/>
     </w:r>

--- a/klagomål/A 26525-2026 FSC-klagomål.docx
+++ b/klagomål/A 26525-2026 FSC-klagomål.docx
@@ -685,7 +685,7 @@
     <w:r>
       <w:tab/>
       <w:tab/>
-      <w:t>2026-06-27</w:t>
+      <w:t>2026-06-28</w:t>
       <w:br/>
       <w:br/>
     </w:r>

--- a/klagomål/A 26525-2026 FSC-klagomål.docx
+++ b/klagomål/A 26525-2026 FSC-klagomål.docx
@@ -685,7 +685,7 @@
     <w:r>
       <w:tab/>
       <w:tab/>
-      <w:t>2026-06-28</w:t>
+      <w:t>2026-06-29</w:t>
       <w:br/>
       <w:br/>
     </w:r>

--- a/klagomål/A 26525-2026 FSC-klagomål.docx
+++ b/klagomål/A 26525-2026 FSC-klagomål.docx
@@ -685,7 +685,7 @@
     <w:r>
       <w:tab/>
       <w:tab/>
-      <w:t>2026-06-29</w:t>
+      <w:t>2026-06-30</w:t>
       <w:br/>
       <w:br/>
     </w:r>

--- a/klagomål/A 26525-2026 FSC-klagomål.docx
+++ b/klagomål/A 26525-2026 FSC-klagomål.docx
@@ -685,7 +685,7 @@
     <w:r>
       <w:tab/>
       <w:tab/>
-      <w:t>2026-06-30</w:t>
+      <w:t>2026-07-01</w:t>
       <w:br/>
       <w:br/>
     </w:r>

--- a/klagomål/A 26525-2026 FSC-klagomål.docx
+++ b/klagomål/A 26525-2026 FSC-klagomål.docx
@@ -685,7 +685,7 @@
     <w:r>
       <w:tab/>
       <w:tab/>
-      <w:t>2026-07-01</w:t>
+      <w:t>2026-07-02</w:t>
       <w:br/>
       <w:br/>
     </w:r>

--- a/klagomål/A 26525-2026 FSC-klagomål.docx
+++ b/klagomål/A 26525-2026 FSC-klagomål.docx
@@ -685,7 +685,7 @@
     <w:r>
       <w:tab/>
       <w:tab/>
-      <w:t>2026-07-13</w:t>
+      <w:t>2026-07-14</w:t>
       <w:br/>
       <w:br/>
     </w:r>

--- a/klagomål/A 26525-2026 FSC-klagomål.docx
+++ b/klagomål/A 26525-2026 FSC-klagomål.docx
@@ -685,7 +685,7 @@
     <w:r>
       <w:tab/>
       <w:tab/>
-      <w:t>2026-07-14</w:t>
+      <w:t>2026-07-15</w:t>
       <w:br/>
       <w:br/>
     </w:r>

--- a/klagomål/A 26525-2026 FSC-klagomål.docx
+++ b/klagomål/A 26525-2026 FSC-klagomål.docx
@@ -685,7 +685,7 @@
     <w:r>
       <w:tab/>
       <w:tab/>
-      <w:t>2026-07-15</w:t>
+      <w:t>2026-07-16</w:t>
       <w:br/>
       <w:br/>
     </w:r>

--- a/klagomål/A 26525-2026 FSC-klagomål.docx
+++ b/klagomål/A 26525-2026 FSC-klagomål.docx
@@ -685,7 +685,7 @@
     <w:r>
       <w:tab/>
       <w:tab/>
-      <w:t>2026-07-16</w:t>
+      <w:t>2026-07-17</w:t>
       <w:br/>
       <w:br/>
     </w:r>

--- a/klagomål/A 26525-2026 FSC-klagomål.docx
+++ b/klagomål/A 26525-2026 FSC-klagomål.docx
@@ -685,7 +685,7 @@
     <w:r>
       <w:tab/>
       <w:tab/>
-      <w:t>2026-07-17</w:t>
+      <w:t>2026-07-18</w:t>
       <w:br/>
       <w:br/>
     </w:r>

--- a/klagomål/A 26525-2026 FSC-klagomål.docx
+++ b/klagomål/A 26525-2026 FSC-klagomål.docx
@@ -685,7 +685,7 @@
     <w:r>
       <w:tab/>
       <w:tab/>
-      <w:t>2026-07-18</w:t>
+      <w:t>2026-07-19</w:t>
       <w:br/>
       <w:br/>
     </w:r>

--- a/klagomål/A 26525-2026 FSC-klagomål.docx
+++ b/klagomål/A 26525-2026 FSC-klagomål.docx
@@ -685,7 +685,7 @@
     <w:r>
       <w:tab/>
       <w:tab/>
-      <w:t>2026-07-19</w:t>
+      <w:t>2026-07-20</w:t>
       <w:br/>
       <w:br/>
     </w:r>

--- a/klagomål/A 26525-2026 FSC-klagomål.docx
+++ b/klagomål/A 26525-2026 FSC-klagomål.docx
@@ -685,7 +685,7 @@
     <w:r>
       <w:tab/>
       <w:tab/>
-      <w:t>2026-07-20</w:t>
+      <w:t>2026-07-21</w:t>
       <w:br/>
       <w:br/>
     </w:r>

--- a/klagomål/A 26525-2026 FSC-klagomål.docx
+++ b/klagomål/A 26525-2026 FSC-klagomål.docx
@@ -685,7 +685,7 @@
     <w:r>
       <w:tab/>
       <w:tab/>
-      <w:t>2026-07-21</w:t>
+      <w:t>2026-07-22</w:t>
       <w:br/>
       <w:br/>
     </w:r>

--- a/klagomål/A 26525-2026 FSC-klagomål.docx
+++ b/klagomål/A 26525-2026 FSC-klagomål.docx
@@ -685,7 +685,7 @@
     <w:r>
       <w:tab/>
       <w:tab/>
-      <w:t>2026-07-22</w:t>
+      <w:t>2026-07-23</w:t>
       <w:br/>
       <w:br/>
     </w:r>

--- a/klagomål/A 26525-2026 FSC-klagomål.docx
+++ b/klagomål/A 26525-2026 FSC-klagomål.docx
@@ -685,7 +685,7 @@
     <w:r>
       <w:tab/>
       <w:tab/>
-      <w:t>2026-07-23</w:t>
+      <w:t>2026-07-24</w:t>
       <w:br/>
       <w:br/>
     </w:r>

--- a/klagomål/A 26525-2026 FSC-klagomål.docx
+++ b/klagomål/A 26525-2026 FSC-klagomål.docx
@@ -685,7 +685,7 @@
     <w:r>
       <w:tab/>
       <w:tab/>
-      <w:t>2026-07-24</w:t>
+      <w:t>2026-07-25</w:t>
       <w:br/>
       <w:br/>
     </w:r>

--- a/klagomål/A 26525-2026 FSC-klagomål.docx
+++ b/klagomål/A 26525-2026 FSC-klagomål.docx
@@ -685,7 +685,7 @@
     <w:r>
       <w:tab/>
       <w:tab/>
-      <w:t>2026-07-25</w:t>
+      <w:t>2026-07-26</w:t>
       <w:br/>
       <w:br/>
     </w:r>

--- a/klagomål/A 26525-2026 FSC-klagomål.docx
+++ b/klagomål/A 26525-2026 FSC-klagomål.docx
@@ -685,7 +685,7 @@
     <w:r>
       <w:tab/>
       <w:tab/>
-      <w:t>2026-07-26</w:t>
+      <w:t>2026-07-27</w:t>
       <w:br/>
       <w:br/>
     </w:r>

--- a/klagomål/A 26525-2026 FSC-klagomål.docx
+++ b/klagomål/A 26525-2026 FSC-klagomål.docx
@@ -685,7 +685,7 @@
     <w:r>
       <w:tab/>
       <w:tab/>
-      <w:t>2026-07-27</w:t>
+      <w:t>2026-07-28</w:t>
       <w:br/>
       <w:br/>
     </w:r>

--- a/klagomål/A 26525-2026 FSC-klagomål.docx
+++ b/klagomål/A 26525-2026 FSC-klagomål.docx
@@ -685,7 +685,7 @@
     <w:r>
       <w:tab/>
       <w:tab/>
-      <w:t>2026-07-28</w:t>
+      <w:t>2026-07-29</w:t>
       <w:br/>
       <w:br/>
     </w:r>

--- a/klagomål/A 26525-2026 FSC-klagomål.docx
+++ b/klagomål/A 26525-2026 FSC-klagomål.docx
@@ -685,7 +685,7 @@
     <w:r>
       <w:tab/>
       <w:tab/>
-      <w:t>2026-07-29</w:t>
+      <w:t>2026-07-30</w:t>
       <w:br/>
       <w:br/>
     </w:r>

--- a/klagomål/A 26525-2026 FSC-klagomål.docx
+++ b/klagomål/A 26525-2026 FSC-klagomål.docx
@@ -685,7 +685,7 @@
     <w:r>
       <w:tab/>
       <w:tab/>
-      <w:t>2026-07-30</w:t>
+      <w:t>2026-07-31</w:t>
       <w:br/>
       <w:br/>
     </w:r>

--- a/klagomål/A 26525-2026 FSC-klagomål.docx
+++ b/klagomål/A 26525-2026 FSC-klagomål.docx
@@ -685,7 +685,7 @@
     <w:r>
       <w:tab/>
       <w:tab/>
-      <w:t>2026-07-31</w:t>
+      <w:t>2026-08-01</w:t>
       <w:br/>
       <w:br/>
     </w:r>

--- a/klagomål/A 26525-2026 FSC-klagomål.docx
+++ b/klagomål/A 26525-2026 FSC-klagomål.docx
@@ -685,7 +685,7 @@
     <w:r>
       <w:tab/>
       <w:tab/>
-      <w:t>2026-08-01</w:t>
+      <w:t>2026-08-02</w:t>
       <w:br/>
       <w:br/>
     </w:r>

--- a/klagomål/A 26525-2026 FSC-klagomål.docx
+++ b/klagomål/A 26525-2026 FSC-klagomål.docx
@@ -685,7 +685,7 @@
     <w:r>
       <w:tab/>
       <w:tab/>
-      <w:t>2026-08-02</w:t>
+      <w:t>2026-08-03</w:t>
       <w:br/>
       <w:br/>
     </w:r>

--- a/klagomål/A 26525-2026 FSC-klagomål.docx
+++ b/klagomål/A 26525-2026 FSC-klagomål.docx
@@ -685,7 +685,7 @@
     <w:r>
       <w:tab/>
       <w:tab/>
-      <w:t>2026-08-03</w:t>
+      <w:t>2026-08-05</w:t>
       <w:br/>
       <w:br/>
     </w:r>

--- a/klagomål/A 26525-2026 FSC-klagomål.docx
+++ b/klagomål/A 26525-2026 FSC-klagomål.docx
@@ -685,7 +685,7 @@
     <w:r>
       <w:tab/>
       <w:tab/>
-      <w:t>2026-08-05</w:t>
+      <w:t>2026-08-07</w:t>
       <w:br/>
       <w:br/>
     </w:r>

--- a/klagomål/A 26525-2026 FSC-klagomål.docx
+++ b/klagomål/A 26525-2026 FSC-klagomål.docx
@@ -685,7 +685,7 @@
     <w:r>
       <w:tab/>
       <w:tab/>
-      <w:t>2026-08-07</w:t>
+      <w:t>2026-08-08</w:t>
       <w:br/>
       <w:br/>
     </w:r>

--- a/klagomål/A 26525-2026 FSC-klagomål.docx
+++ b/klagomål/A 26525-2026 FSC-klagomål.docx
@@ -216,7 +216,7 @@
         <w:spacing w:after="240"/>
       </w:pPr>
       <w:r>
-        <w:t>Figur 1. Fyndplatser för naturvårdsarter inom 19 meter från avverkningsanmälan. Markörer utan svart kant är placerade på fyndplatsen. Markörer med svart kant är placerade vid sidan av fyndplatsen har ett svart streck som visar fyndplatsens exakta position. Kartans mittpunktskoordinat är N 6643828, E 692618 i SWEREF 99 TM.</w:t>
+        <w:t>Figur 1. Fyndplatser för naturvårdsarter inom 19 meter från avverkningsanmälan. Markörer utan svart kant är placerade på fyndplatsen. Markörer med svart kant är placerade vid sidan av fyndplatsen och har ett svart streck som visar fyndplatsens exakta position. Kartans mittpunktskoordinat är N 6643828, E 692618 i SWEREF 99 TM.</w:t>
       </w:r>
     </w:p>
     <w:p>
@@ -685,7 +685,7 @@
     <w:r>
       <w:tab/>
       <w:tab/>
-      <w:t>2026-08-14</w:t>
+      <w:t>2026-08-15</w:t>
       <w:br/>
       <w:br/>
     </w:r>

--- a/klagomål/A 26525-2026 FSC-klagomål.docx
+++ b/klagomål/A 26525-2026 FSC-klagomål.docx
@@ -685,7 +685,7 @@
     <w:r>
       <w:tab/>
       <w:tab/>
-      <w:t>2026-08-15</w:t>
+      <w:t>2026-08-16</w:t>
       <w:br/>
       <w:br/>
     </w:r>

--- a/klagomål/A 26525-2026 FSC-klagomål.docx
+++ b/klagomål/A 26525-2026 FSC-klagomål.docx
@@ -685,7 +685,7 @@
     <w:r>
       <w:tab/>
       <w:tab/>
-      <w:t>2026-08-16</w:t>
+      <w:t>2026-08-17</w:t>
       <w:br/>
       <w:br/>
     </w:r>

--- a/klagomål/A 26525-2026 FSC-klagomål.docx
+++ b/klagomål/A 26525-2026 FSC-klagomål.docx
@@ -685,7 +685,7 @@
     <w:r>
       <w:tab/>
       <w:tab/>
-      <w:t>2026-08-17</w:t>
+      <w:t>2026-08-18</w:t>
       <w:br/>
       <w:br/>
     </w:r>

--- a/klagomål/A 26525-2026 FSC-klagomål.docx
+++ b/klagomål/A 26525-2026 FSC-klagomål.docx
@@ -685,7 +685,7 @@
     <w:r>
       <w:tab/>
       <w:tab/>
-      <w:t>2026-08-18</w:t>
+      <w:t>2026-08-19</w:t>
       <w:br/>
       <w:br/>
     </w:r>

--- a/klagomål/A 26525-2026 FSC-klagomål.docx
+++ b/klagomål/A 26525-2026 FSC-klagomål.docx
@@ -685,7 +685,7 @@
     <w:r>
       <w:tab/>
       <w:tab/>
-      <w:t>2026-08-19</w:t>
+      <w:t>2026-08-20</w:t>
       <w:br/>
       <w:br/>
     </w:r>

--- a/klagomål/A 26525-2026 FSC-klagomål.docx
+++ b/klagomål/A 26525-2026 FSC-klagomål.docx
@@ -685,7 +685,7 @@
     <w:r>
       <w:tab/>
       <w:tab/>
-      <w:t>2026-08-20</w:t>
+      <w:t>2026-08-21</w:t>
       <w:br/>
       <w:br/>
     </w:r>

--- a/klagomål/A 26525-2026 FSC-klagomål.docx
+++ b/klagomål/A 26525-2026 FSC-klagomål.docx
@@ -685,7 +685,7 @@
     <w:r>
       <w:tab/>
       <w:tab/>
-      <w:t>2026-08-21</w:t>
+      <w:t>2026-08-22</w:t>
       <w:br/>
       <w:br/>
     </w:r>

--- a/klagomål/A 26525-2026 FSC-klagomål.docx
+++ b/klagomål/A 26525-2026 FSC-klagomål.docx
@@ -685,7 +685,7 @@
     <w:r>
       <w:tab/>
       <w:tab/>
-      <w:t>2026-08-22</w:t>
+      <w:t>2026-08-23</w:t>
       <w:br/>
       <w:br/>
     </w:r>

--- a/klagomål/A 26525-2026 FSC-klagomål.docx
+++ b/klagomål/A 26525-2026 FSC-klagomål.docx
@@ -685,7 +685,7 @@
     <w:r>
       <w:tab/>
       <w:tab/>
-      <w:t>2026-08-23</w:t>
+      <w:t>2026-08-24</w:t>
       <w:br/>
       <w:br/>
     </w:r>

--- a/klagomål/A 26525-2026 FSC-klagomål.docx
+++ b/klagomål/A 26525-2026 FSC-klagomål.docx
@@ -685,7 +685,7 @@
     <w:r>
       <w:tab/>
       <w:tab/>
-      <w:t>2026-08-24</w:t>
+      <w:t>2026-08-25</w:t>
       <w:br/>
       <w:br/>
     </w:r>

--- a/klagomål/A 26525-2026 FSC-klagomål.docx
+++ b/klagomål/A 26525-2026 FSC-klagomål.docx
@@ -685,7 +685,7 @@
     <w:r>
       <w:tab/>
       <w:tab/>
-      <w:t>2026-08-25</w:t>
+      <w:t>2026-08-26</w:t>
       <w:br/>
       <w:br/>
     </w:r>

--- a/klagomål/A 26525-2026 FSC-klagomål.docx
+++ b/klagomål/A 26525-2026 FSC-klagomål.docx
@@ -685,7 +685,7 @@
     <w:r>
       <w:tab/>
       <w:tab/>
-      <w:t>2026-08-26</w:t>
+      <w:t>2026-08-27</w:t>
       <w:br/>
       <w:br/>
     </w:r>

--- a/klagomål/A 26525-2026 FSC-klagomål.docx
+++ b/klagomål/A 26525-2026 FSC-klagomål.docx
@@ -685,7 +685,7 @@
     <w:r>
       <w:tab/>
       <w:tab/>
-      <w:t>2026-08-27</w:t>
+      <w:t>2026-08-28</w:t>
       <w:br/>
       <w:br/>
     </w:r>

--- a/klagomål/A 26525-2026 FSC-klagomål.docx
+++ b/klagomål/A 26525-2026 FSC-klagomål.docx
@@ -685,7 +685,7 @@
     <w:r>
       <w:tab/>
       <w:tab/>
-      <w:t>2026-08-28</w:t>
+      <w:t>2026-08-29</w:t>
       <w:br/>
       <w:br/>
     </w:r>

--- a/klagomål/A 26525-2026 FSC-klagomål.docx
+++ b/klagomål/A 26525-2026 FSC-klagomål.docx
@@ -685,7 +685,7 @@
     <w:r>
       <w:tab/>
       <w:tab/>
-      <w:t>2026-08-29</w:t>
+      <w:t>2026-08-31</w:t>
       <w:br/>
       <w:br/>
     </w:r>

--- a/klagomål/A 26525-2026 FSC-klagomål.docx
+++ b/klagomål/A 26525-2026 FSC-klagomål.docx
@@ -685,7 +685,7 @@
     <w:r>
       <w:tab/>
       <w:tab/>
-      <w:t>2026-08-31</w:t>
+      <w:t>2026-09-01</w:t>
       <w:br/>
       <w:br/>
     </w:r>

--- a/klagomål/A 26525-2026 FSC-klagomål.docx
+++ b/klagomål/A 26525-2026 FSC-klagomål.docx
@@ -685,7 +685,7 @@
     <w:r>
       <w:tab/>
       <w:tab/>
-      <w:t>2026-09-01</w:t>
+      <w:t>2026-09-02</w:t>
       <w:br/>
       <w:br/>
     </w:r>

--- a/klagomål/A 26525-2026 FSC-klagomål.docx
+++ b/klagomål/A 26525-2026 FSC-klagomål.docx
@@ -685,7 +685,7 @@
     <w:r>
       <w:tab/>
       <w:tab/>
-      <w:t>2026-09-02</w:t>
+      <w:t>2026-09-03</w:t>
       <w:br/>
       <w:br/>
     </w:r>

--- a/klagomål/A 26525-2026 FSC-klagomål.docx
+++ b/klagomål/A 26525-2026 FSC-klagomål.docx
@@ -685,7 +685,7 @@
     <w:r>
       <w:tab/>
       <w:tab/>
-      <w:t>2026-09-03</w:t>
+      <w:t>2026-09-04</w:t>
       <w:br/>
       <w:br/>
     </w:r>

--- a/klagomål/A 26525-2026 FSC-klagomål.docx
+++ b/klagomål/A 26525-2026 FSC-klagomål.docx
@@ -685,7 +685,7 @@
     <w:r>
       <w:tab/>
       <w:tab/>
-      <w:t>2026-09-04</w:t>
+      <w:t>2026-09-05</w:t>
       <w:br/>
       <w:br/>
     </w:r>

--- a/klagomål/A 26525-2026 FSC-klagomål.docx
+++ b/klagomål/A 26525-2026 FSC-klagomål.docx
@@ -685,7 +685,7 @@
     <w:r>
       <w:tab/>
       <w:tab/>
-      <w:t>2026-09-05</w:t>
+      <w:t>2026-09-06</w:t>
       <w:br/>
       <w:br/>
     </w:r>

--- a/klagomål/A 26525-2026 FSC-klagomål.docx
+++ b/klagomål/A 26525-2026 FSC-klagomål.docx
@@ -685,7 +685,7 @@
     <w:r>
       <w:tab/>
       <w:tab/>
-      <w:t>2026-09-06</w:t>
+      <w:t>2026-09-07</w:t>
       <w:br/>
       <w:br/>
     </w:r>

--- a/klagomål/A 26525-2026 FSC-klagomål.docx
+++ b/klagomål/A 26525-2026 FSC-klagomål.docx
@@ -685,7 +685,7 @@
     <w:r>
       <w:tab/>
       <w:tab/>
-      <w:t>2026-09-07</w:t>
+      <w:t>2026-09-08</w:t>
       <w:br/>
       <w:br/>
     </w:r>

--- a/klagomål/A 26525-2026 FSC-klagomål.docx
+++ b/klagomål/A 26525-2026 FSC-klagomål.docx
@@ -685,7 +685,7 @@
     <w:r>
       <w:tab/>
       <w:tab/>
-      <w:t>2026-09-08</w:t>
+      <w:t>2026-09-09</w:t>
       <w:br/>
       <w:br/>
     </w:r>

--- a/klagomål/A 26525-2026 FSC-klagomål.docx
+++ b/klagomål/A 26525-2026 FSC-klagomål.docx
@@ -685,7 +685,7 @@
     <w:r>
       <w:tab/>
       <w:tab/>
-      <w:t>2026-09-09</w:t>
+      <w:t>2026-09-10</w:t>
       <w:br/>
       <w:br/>
     </w:r>

--- a/klagomål/A 26525-2026 FSC-klagomål.docx
+++ b/klagomål/A 26525-2026 FSC-klagomål.docx
@@ -685,7 +685,7 @@
     <w:r>
       <w:tab/>
       <w:tab/>
-      <w:t>2026-09-10</w:t>
+      <w:t>2026-09-11</w:t>
       <w:br/>
       <w:br/>
     </w:r>

--- a/klagomål/A 26525-2026 FSC-klagomål.docx
+++ b/klagomål/A 26525-2026 FSC-klagomål.docx
@@ -685,7 +685,7 @@
     <w:r>
       <w:tab/>
       <w:tab/>
-      <w:t>2026-09-11</w:t>
+      <w:t>2026-09-12</w:t>
       <w:br/>
       <w:br/>
     </w:r>

--- a/klagomål/A 26525-2026 FSC-klagomål.docx
+++ b/klagomål/A 26525-2026 FSC-klagomål.docx
@@ -685,7 +685,7 @@
     <w:r>
       <w:tab/>
       <w:tab/>
-      <w:t>2026-09-12</w:t>
+      <w:t>2026-09-13</w:t>
       <w:br/>
       <w:br/>
     </w:r>
